--- a/resumes/Leonid_Chekin_Resume_English_ATS.docx
+++ b/resumes/Leonid_Chekin_Resume_English_ATS.docx
@@ -318,10 +318,10 @@
         <w:rPr>
           <w:b/>
         </w:rPr>
-        <w:t xml:space="preserve">Socialera Telegram Mini App. </w:t>
+        <w:t xml:space="preserve">AI Engineer Portfolio | Learning project. </w:t>
       </w:r>
       <w:r>
-        <w:t>Product demo with orders, balance, referrals, ratings, multilingual interface, and administration features. Stack: Python, Telegram Mini Apps, PostgreSQL, web application.</w:t>
+        <w:t>Six FastAPI demos for structured intake, document processing, cited retrieval, evals, and approval-gated actions. Public mode is mock-only; external writes are disabled. Stack: PostgreSQL/pgvector, Redis/Celery, FastEmbed, Docker.</w:t>
       </w:r>
     </w:p>
     <w:sectPr>
